--- a/backend/templates/cat 2025.docx
+++ b/backend/templates/cat 2025.docx
@@ -3143,7 +3143,6 @@
         <w:tc>
           <w:tcPr>
             <w:tcW w:w="476" w:type="dxa"/>
-            <w:gridSpan w:val="2"/>
             <w:vMerge w:val="restart"/>
           </w:tcPr>
           <w:p>
@@ -3203,6 +3202,7 @@
         <w:tc>
           <w:tcPr>
             <w:tcW w:w="7411" w:type="dxa"/>
+            <w:gridSpan w:val="2"/>
           </w:tcPr>
           <w:p>
             <w:pPr>
@@ -3336,7 +3336,6 @@
         <w:tc>
           <w:tcPr>
             <w:tcW w:w="476" w:type="dxa"/>
-            <w:gridSpan w:val="2"/>
             <w:vMerge/>
             <w:tcBorders>
               <w:top w:val="nil"/>
@@ -3354,7 +3353,7 @@
         <w:tc>
           <w:tcPr>
             <w:tcW w:w="7789" w:type="dxa"/>
-            <w:gridSpan w:val="3"/>
+            <w:gridSpan w:val="4"/>
           </w:tcPr>
           <w:p>
             <w:pPr>
@@ -3414,7 +3413,6 @@
         <w:tc>
           <w:tcPr>
             <w:tcW w:w="476" w:type="dxa"/>
-            <w:gridSpan w:val="2"/>
             <w:vMerge/>
             <w:tcBorders>
               <w:top w:val="nil"/>
@@ -3457,6 +3455,7 @@
         <w:tc>
           <w:tcPr>
             <w:tcW w:w="7411" w:type="dxa"/>
+            <w:gridSpan w:val="2"/>
           </w:tcPr>
           <w:p>
             <w:pPr>
